--- a/templates_zmluvy/GDPR_suhlas_template.docx
+++ b/templates_zmluvy/GDPR_suhlas_template.docx
@@ -112,49 +112,15 @@
           <w:rFonts w:asciiTheme="minorHAnsi" w:hAnsiTheme="minorHAnsi" w:cstheme="minorHAnsi"/>
           <w:iCs/>
         </w:rPr>
-        <w:t>Meno a</w:t>
+        <w:t>Meno a priezvisko:</w:t>
+        <w:tab/>
+        <w:t xml:space="preserve">    ______________________________________</w:t>
       </w:r>
       <w:r>
         <w:rPr>
           <w:rFonts w:asciiTheme="minorHAnsi" w:hAnsiTheme="minorHAnsi" w:cstheme="minorHAnsi"/>
           <w:iCs/>
         </w:rPr>
-        <w:t> </w:t>
-      </w:r>
-      <w:r>
-        <w:rPr>
-          <w:rFonts w:asciiTheme="minorHAnsi" w:hAnsiTheme="minorHAnsi" w:cstheme="minorHAnsi"/>
-          <w:iCs/>
-        </w:rPr>
-        <w:t>priezvisko</w:t>
-      </w:r>
-      <w:r>
-        <w:rPr>
-          <w:rFonts w:asciiTheme="minorHAnsi" w:hAnsiTheme="minorHAnsi" w:cstheme="minorHAnsi"/>
-          <w:iCs/>
-        </w:rPr>
-        <w:t>:</w:t>
-      </w:r>
-      <w:r>
-        <w:rPr>
-          <w:rFonts w:asciiTheme="minorHAnsi" w:hAnsiTheme="minorHAnsi" w:cstheme="minorHAnsi"/>
-          <w:iCs/>
-        </w:rPr>
-        <w:tab/>
-      </w:r>
-      <w:r>
-        <w:rPr>
-          <w:rFonts w:asciiTheme="minorHAnsi" w:hAnsiTheme="minorHAnsi" w:cstheme="minorHAnsi"/>
-          <w:iCs/>
-        </w:rPr>
-        <w:t xml:space="preserve">    </w:t>
-      </w:r>
-      <w:r>
-        <w:rPr>
-          <w:rFonts w:asciiTheme="minorHAnsi" w:hAnsiTheme="minorHAnsi" w:cstheme="minorHAnsi"/>
-          <w:iCs/>
-        </w:rPr>
-        <w:t>______________________________________</w:t>
       </w:r>
     </w:p>
     <w:p>
@@ -171,28 +137,7 @@
           <w:rFonts w:asciiTheme="minorHAnsi" w:hAnsiTheme="minorHAnsi" w:cstheme="minorHAnsi"/>
           <w:iCs/>
         </w:rPr>
-        <w:t>Dátum narodenia</w:t>
-      </w:r>
-      <w:r>
-        <w:rPr>
-          <w:rFonts w:asciiTheme="minorHAnsi" w:hAnsiTheme="minorHAnsi" w:cstheme="minorHAnsi"/>
-          <w:iCs/>
-        </w:rPr>
-        <w:t>:</w:t>
-      </w:r>
-      <w:r>
-        <w:rPr>
-          <w:rFonts w:asciiTheme="minorHAnsi" w:hAnsiTheme="minorHAnsi" w:cstheme="minorHAnsi"/>
-          <w:iCs/>
-        </w:rPr>
-        <w:t xml:space="preserve">     </w:t>
-      </w:r>
-      <w:r>
-        <w:rPr>
-          <w:rFonts w:asciiTheme="minorHAnsi" w:hAnsiTheme="minorHAnsi" w:cstheme="minorHAnsi"/>
-          <w:iCs/>
-        </w:rPr>
-        <w:t>______________________________________</w:t>
+        <w:t>Dátum narodenia:     ______________________________________</w:t>
       </w:r>
     </w:p>
     <w:p>
@@ -239,18 +184,7 @@
     </w:p>
     <w:p>
       <w:pPr>
-        <w:ind w:left="142" w:right="848"/>
-        <w:rPr>
-          <w:rFonts w:ascii="Arial" w:hAnsi="Arial"/>
-          <w:iCs/>
-          <w:sz w:val="22"/>
-          <w:szCs w:val="22"/>
-        </w:rPr>
-      </w:pPr>
-    </w:p>
-    <w:p>
-      <w:pPr>
-        <w:ind w:left="142" w:right="851"/>
+        <w:ind w:right="851"/>
         <w:rPr>
           <w:rFonts w:ascii="Arial" w:hAnsi="Arial"/>
           <w:iCs/>
@@ -319,7 +253,7 @@
           <w:bCs/>
           <w:iCs/>
         </w:rPr>
-        <w:t>Energovision s.r.o.</w:t>
+        <w:t>Energovision s.r.o., Lamačská cesta 1738/111, 841 03 Bratislava</w:t>
       </w:r>
       <w:r>
         <w:rPr>
@@ -328,7 +262,6 @@
           <w:bCs/>
           <w:iCs/>
         </w:rPr>
-        <w:t xml:space="preserve">, Lamačská cesta </w:t>
       </w:r>
       <w:r>
         <w:rPr>
@@ -337,7 +270,6 @@
           <w:bCs/>
           <w:iCs/>
         </w:rPr>
-        <w:t>1783/111, 841 03 Bratislava</w:t>
       </w:r>
     </w:p>
     <w:p>
@@ -427,30 +359,14 @@
           <w:rFonts w:asciiTheme="minorHAnsi" w:hAnsiTheme="minorHAnsi" w:cstheme="minorHAnsi"/>
           <w:i/>
         </w:rPr>
-        <w:t xml:space="preserve">údajov, ktoré som poskytol v rámci dokumentov potrebných na spracovanie inštalácie </w:t>
-      </w:r>
-      <w:proofErr w:type="spellStart"/>
-      <w:r>
-        <w:rPr>
-          <w:rFonts w:asciiTheme="minorHAnsi" w:hAnsiTheme="minorHAnsi" w:cstheme="minorHAnsi"/>
-          <w:i/>
-        </w:rPr>
-        <w:t>fotovoltick</w:t>
+        <w:t>údajov, ktoré som poskytol v rámci dokumentov potrebných na spracovanie inštalácie fotovoltick</w:t>
       </w:r>
       <w:r>
         <w:rPr>
           <w:rFonts w:asciiTheme="minorHAnsi" w:hAnsiTheme="minorHAnsi" w:cstheme="minorHAnsi"/>
           <w:i/>
         </w:rPr>
-        <w:t>ého</w:t>
-      </w:r>
-      <w:proofErr w:type="spellEnd"/>
-      <w:r>
-        <w:rPr>
-          <w:rFonts w:asciiTheme="minorHAnsi" w:hAnsiTheme="minorHAnsi" w:cstheme="minorHAnsi"/>
-          <w:i/>
-        </w:rPr>
-        <w:t xml:space="preserve"> zariadenia</w:t>
+        <w:t>ého zariadenia</w:t>
       </w:r>
       <w:r>
         <w:rPr>
@@ -478,30 +394,14 @@
           <w:rFonts w:asciiTheme="minorHAnsi" w:hAnsiTheme="minorHAnsi" w:cstheme="minorHAnsi"/>
           <w:i/>
         </w:rPr>
-        <w:t xml:space="preserve">vytvárania fotografií a audiovizuálnych záznamov </w:t>
-      </w:r>
-      <w:proofErr w:type="spellStart"/>
-      <w:r>
-        <w:rPr>
-          <w:rFonts w:asciiTheme="minorHAnsi" w:hAnsiTheme="minorHAnsi" w:cstheme="minorHAnsi"/>
-          <w:i/>
-        </w:rPr>
-        <w:t>fotovoltick</w:t>
+        <w:t>vytvárania fotografií a audiovizuálnych záznamov fotovoltick</w:t>
       </w:r>
       <w:r>
         <w:rPr>
           <w:rFonts w:asciiTheme="minorHAnsi" w:hAnsiTheme="minorHAnsi" w:cstheme="minorHAnsi"/>
           <w:i/>
         </w:rPr>
-        <w:t>ého</w:t>
-      </w:r>
-      <w:proofErr w:type="spellEnd"/>
-      <w:r>
-        <w:rPr>
-          <w:rFonts w:asciiTheme="minorHAnsi" w:hAnsiTheme="minorHAnsi" w:cstheme="minorHAnsi"/>
-          <w:i/>
-        </w:rPr>
-        <w:t xml:space="preserve"> zariadenia</w:t>
+        <w:t>ého zariadenia</w:t>
       </w:r>
       <w:r>
         <w:rPr>
@@ -584,7 +484,6 @@
         </w:rPr>
         <w:t> </w:t>
       </w:r>
-      <w:proofErr w:type="spellStart"/>
       <w:r>
         <w:rPr>
           <w:rFonts w:asciiTheme="minorHAnsi" w:hAnsiTheme="minorHAnsi" w:cstheme="minorHAnsi"/>
@@ -597,15 +496,7 @@
           <w:rFonts w:asciiTheme="minorHAnsi" w:hAnsiTheme="minorHAnsi" w:cstheme="minorHAnsi"/>
           <w:i/>
         </w:rPr>
-        <w:t>ému</w:t>
-      </w:r>
-      <w:proofErr w:type="spellEnd"/>
-      <w:r>
-        <w:rPr>
-          <w:rFonts w:asciiTheme="minorHAnsi" w:hAnsiTheme="minorHAnsi" w:cstheme="minorHAnsi"/>
-          <w:i/>
-        </w:rPr>
-        <w:t xml:space="preserve"> zariadeniu</w:t>
+        <w:t>ému zariadeniu</w:t>
       </w:r>
       <w:r>
         <w:rPr>
@@ -659,267 +550,6 @@
           <w:szCs w:val="22"/>
         </w:rPr>
       </w:pPr>
-      <w:r>
-        <w:rPr>
-          <w:rFonts w:asciiTheme="minorHAnsi" w:hAnsiTheme="minorHAnsi" w:cstheme="minorHAnsi"/>
-          <w:noProof/>
-          <w:sz w:val="22"/>
-          <w:szCs w:val="18"/>
-        </w:rPr>
-        <mc:AlternateContent>
-          <mc:Choice Requires="wps">
-            <w:drawing>
-              <wp:anchor distT="0" distB="0" distL="114300" distR="114300" simplePos="0" relativeHeight="251659264" behindDoc="0" locked="0" layoutInCell="1" allowOverlap="1" wp14:anchorId="55478668" wp14:editId="4AC44C7B">
-                <wp:simplePos x="0" y="0"/>
-                <wp:positionH relativeFrom="column">
-                  <wp:posOffset>3389630</wp:posOffset>
-                </wp:positionH>
-                <wp:positionV relativeFrom="paragraph">
-                  <wp:posOffset>33655</wp:posOffset>
-                </wp:positionV>
-                <wp:extent cx="2423160" cy="1394460"/>
-                <wp:effectExtent l="0" t="0" r="0" b="0"/>
-                <wp:wrapNone/>
-                <wp:docPr id="4" name="Textové pole 4"/>
-                <wp:cNvGraphicFramePr/>
-                <a:graphic xmlns:a="http://schemas.openxmlformats.org/drawingml/2006/main">
-                  <a:graphicData uri="http://schemas.microsoft.com/office/word/2010/wordprocessingShape">
-                    <wps:wsp>
-                      <wps:cNvSpPr txBox="1"/>
-                      <wps:spPr>
-                        <a:xfrm>
-                          <a:off x="0" y="0"/>
-                          <a:ext cx="2423160" cy="1394460"/>
-                        </a:xfrm>
-                        <a:prstGeom prst="rect">
-                          <a:avLst/>
-                        </a:prstGeom>
-                        <a:solidFill>
-                          <a:schemeClr val="lt1"/>
-                        </a:solidFill>
-                        <a:ln w="6350">
-                          <a:noFill/>
-                        </a:ln>
-                      </wps:spPr>
-                      <wps:txbx>
-                        <w:txbxContent>
-                          <w:p>
-                            <w:pPr>
-                              <w:jc w:val="center"/>
-                              <w:rPr>
-                                <w:rFonts w:asciiTheme="minorHAnsi" w:hAnsiTheme="minorHAnsi" w:cstheme="minorHAnsi"/>
-                                <w:sz w:val="22"/>
-                                <w:szCs w:val="22"/>
-                              </w:rPr>
-                            </w:pPr>
-                          </w:p>
-                          <w:p>
-                            <w:pPr>
-                              <w:jc w:val="center"/>
-                              <w:rPr>
-                                <w:rFonts w:asciiTheme="minorHAnsi" w:hAnsiTheme="minorHAnsi" w:cstheme="minorHAnsi"/>
-                                <w:sz w:val="22"/>
-                                <w:szCs w:val="22"/>
-                              </w:rPr>
-                            </w:pPr>
-                          </w:p>
-                          <w:p>
-                            <w:pPr>
-                              <w:jc w:val="center"/>
-                              <w:rPr>
-                                <w:rFonts w:asciiTheme="minorHAnsi" w:hAnsiTheme="minorHAnsi" w:cstheme="minorHAnsi"/>
-                                <w:sz w:val="22"/>
-                                <w:szCs w:val="22"/>
-                              </w:rPr>
-                            </w:pPr>
-                          </w:p>
-                          <w:p>
-                            <w:pPr>
-                              <w:jc w:val="center"/>
-                              <w:rPr>
-                                <w:rFonts w:asciiTheme="minorHAnsi" w:hAnsiTheme="minorHAnsi" w:cstheme="minorHAnsi"/>
-                                <w:sz w:val="22"/>
-                                <w:szCs w:val="22"/>
-                              </w:rPr>
-                            </w:pPr>
-                          </w:p>
-                          <w:p>
-                            <w:pPr>
-                              <w:jc w:val="center"/>
-                              <w:rPr>
-                                <w:rFonts w:asciiTheme="minorHAnsi" w:hAnsiTheme="minorHAnsi" w:cstheme="minorHAnsi"/>
-                                <w:sz w:val="22"/>
-                                <w:szCs w:val="22"/>
-                              </w:rPr>
-                            </w:pPr>
-                          </w:p>
-                          <w:p>
-                            <w:pPr>
-                              <w:spacing w:after="120"/>
-                              <w:jc w:val="center"/>
-                              <w:rPr>
-                                <w:rFonts w:asciiTheme="minorHAnsi" w:hAnsiTheme="minorHAnsi" w:cstheme="minorHAnsi"/>
-                                <w:sz w:val="22"/>
-                                <w:szCs w:val="22"/>
-                              </w:rPr>
-                            </w:pPr>
-                            <w:r>
-                              <w:rPr>
-                                <w:rFonts w:asciiTheme="minorHAnsi" w:hAnsiTheme="minorHAnsi" w:cstheme="minorHAnsi"/>
-                                <w:sz w:val="22"/>
-                                <w:szCs w:val="22"/>
-                              </w:rPr>
-                              <w:t>_________________________</w:t>
-                            </w:r>
-                          </w:p>
-                          <w:p>
-                            <w:pPr>
-                              <w:spacing w:after="120"/>
-                              <w:jc w:val="center"/>
-                              <w:rPr>
-                                <w:rFonts w:asciiTheme="minorHAnsi" w:hAnsiTheme="minorHAnsi" w:cstheme="minorHAnsi"/>
-                                <w:b/>
-                                <w:bCs/>
-                                <w:sz w:val="22"/>
-                                <w:szCs w:val="22"/>
-                              </w:rPr>
-                            </w:pPr>
-                            <w:r>
-                              <w:rPr>
-                                <w:rFonts w:asciiTheme="minorHAnsi" w:hAnsiTheme="minorHAnsi" w:cstheme="minorHAnsi"/>
-                                <w:b/>
-                                <w:bCs/>
-                                <w:sz w:val="22"/>
-                                <w:szCs w:val="22"/>
-                              </w:rPr>
-                              <w:t>podpis dotknutej osoby</w:t>
-                            </w:r>
-                          </w:p>
-                        </w:txbxContent>
-                      </wps:txbx>
-                      <wps:bodyPr rot="0" spcFirstLastPara="0" vertOverflow="overflow" horzOverflow="overflow" vert="horz" wrap="square" lIns="91440" tIns="45720" rIns="91440" bIns="45720" numCol="1" spcCol="0" rtlCol="0" fromWordArt="0" anchor="t" anchorCtr="0" forceAA="0" compatLnSpc="1">
-                        <a:prstTxWarp prst="textNoShape">
-                          <a:avLst/>
-                        </a:prstTxWarp>
-                        <a:noAutofit/>
-                      </wps:bodyPr>
-                    </wps:wsp>
-                  </a:graphicData>
-                </a:graphic>
-                <wp14:sizeRelV relativeFrom="margin">
-                  <wp14:pctHeight>0</wp14:pctHeight>
-                </wp14:sizeRelV>
-              </wp:anchor>
-            </w:drawing>
-          </mc:Choice>
-          <mc:Fallback>
-            <w:pict>
-              <v:shapetype w14:anchorId="55478668" id="_x0000_t202" coordsize="21600,21600" o:spt="202" path="m,l,21600r21600,l21600,xe">
-                <v:stroke joinstyle="miter"/>
-                <v:path gradientshapeok="t" o:connecttype="rect"/>
-              </v:shapetype>
-              <v:shape id="Textové pole 4" o:spid="_x0000_s1026" type="#_x0000_t202" style="position:absolute;left:0;text-align:left;margin-left:266.9pt;margin-top:2.65pt;width:190.8pt;height:109.8pt;z-index:251659264;visibility:visible;mso-wrap-style:square;mso-height-percent:0;mso-wrap-distance-left:9pt;mso-wrap-distance-top:0;mso-wrap-distance-right:9pt;mso-wrap-distance-bottom:0;mso-position-horizontal:absolute;mso-position-horizontal-relative:text;mso-position-vertical:absolute;mso-position-vertical-relative:text;mso-height-percent:0;mso-height-relative:margin;v-text-anchor:top" o:gfxdata="UEsDBBQABgAIAAAAIQC2gziS/gAAAOEBAAATAAAAW0NvbnRlbnRfVHlwZXNdLnhtbJSRQU7DMBBF&#10;90jcwfIWJU67QAgl6YK0S0CoHGBkTxKLZGx5TGhvj5O2G0SRWNoz/78nu9wcxkFMGNg6quQqL6RA&#10;0s5Y6ir5vt9lD1JwBDIwOMJKHpHlpr69KfdHjyxSmriSfYz+USnWPY7AufNIadK6MEJMx9ApD/oD&#10;OlTrorhX2lFEilmcO2RdNtjC5xDF9pCuTyYBB5bi6bQ4syoJ3g9WQ0ymaiLzg5KdCXlKLjvcW893&#10;SUOqXwnz5DrgnHtJTxOsQfEKIT7DmDSUCaxw7Rqn8787ZsmRM9e2VmPeBN4uqYvTtW7jvijg9N/y&#10;JsXecLq0q+WD6m8AAAD//wMAUEsDBBQABgAIAAAAIQA4/SH/1gAAAJQBAAALAAAAX3JlbHMvLnJl&#10;bHOkkMFqwzAMhu+DvYPRfXGawxijTi+j0GvpHsDYimMaW0Yy2fr2M4PBMnrbUb/Q94l/f/hMi1qR&#10;JVI2sOt6UJgd+ZiDgffL8ekFlFSbvV0oo4EbChzGx4f9GRdb25HMsYhqlCwG5lrLq9biZkxWOiqY&#10;22YiTra2kYMu1l1tQD30/bPm3wwYN0x18gb45AdQl1tp5j/sFB2T0FQ7R0nTNEV3j6o9feQzro1i&#10;OWA14Fm+Q8a1a8+Bvu/d/dMb2JY5uiPbhG/ktn4cqGU/er3pcvwCAAD//wMAUEsDBBQABgAIAAAA&#10;IQD77giFLQIAAFUEAAAOAAAAZHJzL2Uyb0RvYy54bWysVE1v2zAMvQ/YfxB0XxwnbtYacYosRYYB&#10;RVsgHXpWZCk2IIuapMTOfv0o2flYt9Owi0yK1BP5+OT5fdcochDW1aALmo7GlAjNoaz1rqDfX9ef&#10;bilxnumSKdCioEfh6P3i44d5a3IxgQpUKSxBEO3y1hS08t7kSeJ4JRrmRmCExqAE2zCPrt0lpWUt&#10;ojcqmYzHs6QFWxoLXDiHuw99kC4ivpSC+2cpnfBEFRRr83G1cd2GNVnMWb6zzFQ1H8pg/1BFw2qN&#10;l56hHphnZG/rP6CamltwIP2IQ5OAlDUXsQfsJh2/62ZTMSNiL0iOM2ea3P+D5U+HjXmxxHdfoMMB&#10;BkJa43KHm6GfTtomfLFSgnGk8HimTXSecNycZJNpOsMQx1g6vcsydBAnuRw31vmvAhoSjIJanEuk&#10;ix0ene9TTynhNgeqLte1UtEJWhArZcmB4RSVj0Ui+G9ZSpO2oLPpzTgCawjHe2SlsZZLU8Hy3bYb&#10;Ot1CeUQCLPTacIavayzykTn/wiyKARtDgftnXKQCvAQGi5IK7M+/7Yd8nBFGKWlRXAV1P/bMCkrU&#10;N43Tu0uzLKgxOtnN5wk69jqyvY7ofbMC7DzFp2R4NEO+VydTWmje8B0sw60YYprj3QX1J3Ple8nj&#10;O+JiuYxJqD/D/KPeGB6gA9NhBK/dG7NmmJPHET/BSYYsfzeuPjec1LDce5B1nGUguGd14B21G9Uw&#10;vLPwOK79mHX5Gyx+AQAA//8DAFBLAwQUAAYACAAAACEAfFeuk+EAAAAJAQAADwAAAGRycy9kb3du&#10;cmV2LnhtbEyPzU7DMBCE70i8g7VIXBB1mjRAQ5wKIaASNxp+xM2NlyQiXkexm4S3Z3uC245mNPNt&#10;vpltJ0YcfOtIwXIRgUCqnGmpVvBaPl7egPBBk9GdI1Twgx42xelJrjPjJnrBcRdqwSXkM62gCaHP&#10;pPRVg1b7heuR2Ptyg9WB5VBLM+iJy20n4yi6kla3xAuN7vG+wep7d7AKPi/qj2c/P71NSZr0D9ux&#10;vH43pVLnZ/PdLYiAc/gLwxGf0aFgpr07kPGiU5AmCaOH4wGC/fUyXYHYK4jj1Rpkkcv/HxS/AAAA&#10;//8DAFBLAQItABQABgAIAAAAIQC2gziS/gAAAOEBAAATAAAAAAAAAAAAAAAAAAAAAABbQ29udGVu&#10;dF9UeXBlc10ueG1sUEsBAi0AFAAGAAgAAAAhADj9If/WAAAAlAEAAAsAAAAAAAAAAAAAAAAALwEA&#10;AF9yZWxzLy5yZWxzUEsBAi0AFAAGAAgAAAAhAPvuCIUtAgAAVQQAAA4AAAAAAAAAAAAAAAAALgIA&#10;AGRycy9lMm9Eb2MueG1sUEsBAi0AFAAGAAgAAAAhAHxXrpPhAAAACQEAAA8AAAAAAAAAAAAAAAAA&#10;hwQAAGRycy9kb3ducmV2LnhtbFBLBQYAAAAABAAEAPMAAACVBQAAAAA=&#10;" fillcolor="white [3201]" stroked="f" strokeweight=".5pt">
-                <v:textbox>
-                  <w:txbxContent>
-                    <w:p>
-                      <w:pPr>
-                        <w:jc w:val="center"/>
-                        <w:rPr>
-                          <w:rFonts w:asciiTheme="minorHAnsi" w:hAnsiTheme="minorHAnsi" w:cstheme="minorHAnsi"/>
-                          <w:sz w:val="22"/>
-                          <w:szCs w:val="22"/>
-                        </w:rPr>
-                      </w:pPr>
-                    </w:p>
-                    <w:p>
-                      <w:pPr>
-                        <w:jc w:val="center"/>
-                        <w:rPr>
-                          <w:rFonts w:asciiTheme="minorHAnsi" w:hAnsiTheme="minorHAnsi" w:cstheme="minorHAnsi"/>
-                          <w:sz w:val="22"/>
-                          <w:szCs w:val="22"/>
-                        </w:rPr>
-                      </w:pPr>
-                    </w:p>
-                    <w:p>
-                      <w:pPr>
-                        <w:jc w:val="center"/>
-                        <w:rPr>
-                          <w:rFonts w:asciiTheme="minorHAnsi" w:hAnsiTheme="minorHAnsi" w:cstheme="minorHAnsi"/>
-                          <w:sz w:val="22"/>
-                          <w:szCs w:val="22"/>
-                        </w:rPr>
-                      </w:pPr>
-                    </w:p>
-                    <w:p>
-                      <w:pPr>
-                        <w:jc w:val="center"/>
-                        <w:rPr>
-                          <w:rFonts w:asciiTheme="minorHAnsi" w:hAnsiTheme="minorHAnsi" w:cstheme="minorHAnsi"/>
-                          <w:sz w:val="22"/>
-                          <w:szCs w:val="22"/>
-                        </w:rPr>
-                      </w:pPr>
-                    </w:p>
-                    <w:p>
-                      <w:pPr>
-                        <w:jc w:val="center"/>
-                        <w:rPr>
-                          <w:rFonts w:asciiTheme="minorHAnsi" w:hAnsiTheme="minorHAnsi" w:cstheme="minorHAnsi"/>
-                          <w:sz w:val="22"/>
-                          <w:szCs w:val="22"/>
-                        </w:rPr>
-                      </w:pPr>
-                    </w:p>
-                    <w:p>
-                      <w:pPr>
-                        <w:spacing w:after="120"/>
-                        <w:jc w:val="center"/>
-                        <w:rPr>
-                          <w:rFonts w:asciiTheme="minorHAnsi" w:hAnsiTheme="minorHAnsi" w:cstheme="minorHAnsi"/>
-                          <w:sz w:val="22"/>
-                          <w:szCs w:val="22"/>
-                        </w:rPr>
-                      </w:pPr>
-                      <w:r>
-                        <w:rPr>
-                          <w:rFonts w:asciiTheme="minorHAnsi" w:hAnsiTheme="minorHAnsi" w:cstheme="minorHAnsi"/>
-                          <w:sz w:val="22"/>
-                          <w:szCs w:val="22"/>
-                        </w:rPr>
-                        <w:t>_________________________</w:t>
-                      </w:r>
-                    </w:p>
-                    <w:p>
-                      <w:pPr>
-                        <w:spacing w:after="120"/>
-                        <w:jc w:val="center"/>
-                        <w:rPr>
-                          <w:rFonts w:asciiTheme="minorHAnsi" w:hAnsiTheme="minorHAnsi" w:cstheme="minorHAnsi"/>
-                          <w:b/>
-                          <w:bCs/>
-                          <w:sz w:val="22"/>
-                          <w:szCs w:val="22"/>
-                        </w:rPr>
-                      </w:pPr>
-                      <w:r>
-                        <w:rPr>
-                          <w:rFonts w:asciiTheme="minorHAnsi" w:hAnsiTheme="minorHAnsi" w:cstheme="minorHAnsi"/>
-                          <w:b/>
-                          <w:bCs/>
-                          <w:sz w:val="22"/>
-                          <w:szCs w:val="22"/>
-                        </w:rPr>
-                        <w:t>podpis dotknutej osoby</w:t>
-                      </w:r>
-                    </w:p>
-                  </w:txbxContent>
-                </v:textbox>
-              </v:shape>
-            </w:pict>
-          </mc:Fallback>
-        </mc:AlternateContent>
-      </w:r>
       <w:r>
         <w:rPr>
           <w:rFonts w:asciiTheme="minorHAnsi" w:hAnsiTheme="minorHAnsi" w:cstheme="minorHAnsi"/>
@@ -967,6 +597,184 @@
         <w:footnoteReference w:id="1"/>
       </w:r>
     </w:p>
+    <w:tbl>
+      <w:tblPr>
+        <w:tblStyle w:val="Mriekatabuky"/>
+        <w:tblW w:w="0" w:type="auto"/>
+        <w:tblBorders>
+          <w:top w:val="none" w:sz="0" w:space="0" w:color="auto"/>
+          <w:left w:val="none" w:sz="0" w:space="0" w:color="auto"/>
+          <w:bottom w:val="none" w:sz="0" w:space="0" w:color="auto"/>
+          <w:right w:val="none" w:sz="0" w:space="0" w:color="auto"/>
+          <w:insideH w:val="none" w:sz="0" w:space="0" w:color="auto"/>
+          <w:insideV w:val="none" w:sz="0" w:space="0" w:color="auto"/>
+        </w:tblBorders>
+        <w:tblLook w:val="04A0" w:firstRow="1" w:lastRow="0" w:firstColumn="1" w:lastColumn="0" w:noHBand="0" w:noVBand="1"/>
+      </w:tblPr>
+      <w:tblGrid>
+        <w:gridCol w:w="4390"/>
+        <w:gridCol w:w="236"/>
+        <w:gridCol w:w="5001"/>
+      </w:tblGrid>
+      <w:tr>
+        <w:trPr>
+          <w:trHeight w:val="944"/>
+        </w:trPr>
+        <w:tc>
+          <w:tcPr>
+            <w:tcW w:w="4390" w:type="dxa"/>
+          </w:tcPr>
+          <w:p>
+            <w:pPr>
+              <w:spacing w:after="120"/>
+              <w:ind w:right="851"/>
+              <w:rPr>
+                <w:rFonts w:asciiTheme="minorHAnsi" w:hAnsiTheme="minorHAnsi" w:cstheme="minorHAnsi"/>
+                <w:iCs/>
+                <w:sz w:val="22"/>
+                <w:szCs w:val="22"/>
+              </w:rPr>
+            </w:pPr>
+          </w:p>
+        </w:tc>
+        <w:tc>
+          <w:tcPr>
+            <w:tcW w:w="236" w:type="dxa"/>
+          </w:tcPr>
+          <w:p>
+            <w:pPr>
+              <w:spacing w:after="120"/>
+              <w:ind w:right="851"/>
+              <w:rPr>
+                <w:rFonts w:asciiTheme="minorHAnsi" w:hAnsiTheme="minorHAnsi" w:cstheme="minorHAnsi"/>
+                <w:iCs/>
+                <w:sz w:val="22"/>
+                <w:szCs w:val="22"/>
+              </w:rPr>
+            </w:pPr>
+          </w:p>
+        </w:tc>
+        <w:tc>
+          <w:tcPr>
+            <w:tcW w:w="5001" w:type="dxa"/>
+          </w:tcPr>
+          <w:p>
+            <w:pPr>
+              <w:spacing w:after="120"/>
+              <w:ind w:right="851"/>
+              <w:rPr>
+                <w:rFonts w:asciiTheme="minorHAnsi" w:hAnsiTheme="minorHAnsi" w:cstheme="minorHAnsi"/>
+                <w:iCs/>
+                <w:sz w:val="22"/>
+                <w:szCs w:val="22"/>
+              </w:rPr>
+            </w:pPr>
+          </w:p>
+        </w:tc>
+      </w:tr>
+      <w:tr>
+        <w:tc>
+          <w:tcPr>
+            <w:tcW w:w="4390" w:type="dxa"/>
+          </w:tcPr>
+          <w:p>
+            <w:pPr>
+              <w:widowControl w:val="0"/>
+              <w:tabs>
+                <w:tab w:val="left" w:pos="1730"/>
+                <w:tab w:val="left" w:pos="1731"/>
+              </w:tabs>
+              <w:autoSpaceDE w:val="0"/>
+              <w:autoSpaceDN w:val="0"/>
+              <w:spacing w:line="360" w:lineRule="auto"/>
+              <w:ind w:left="142" w:right="848"/>
+              <w:jc w:val="both"/>
+              <w:rPr>
+                <w:rFonts w:asciiTheme="minorHAnsi" w:hAnsiTheme="minorHAnsi" w:cstheme="minorHAnsi"/>
+                <w:sz w:val="22"/>
+                <w:szCs w:val="18"/>
+              </w:rPr>
+            </w:pPr>
+            <w:r>
+              <w:rPr>
+                <w:rFonts w:asciiTheme="minorHAnsi" w:hAnsiTheme="minorHAnsi" w:cstheme="minorHAnsi"/>
+                <w:sz w:val="22"/>
+                <w:szCs w:val="18"/>
+              </w:rPr>
+            </w:r>
+            <w:r>
+              <w:rPr>
+                <w:rFonts w:asciiTheme="minorHAnsi" w:hAnsiTheme="minorHAnsi" w:cstheme="minorHAnsi"/>
+                <w:sz w:val="22"/>
+                <w:szCs w:val="18"/>
+              </w:rPr>
+            </w:r>
+          </w:p>
+        </w:tc>
+        <w:tc>
+          <w:tcPr>
+            <w:tcW w:w="236" w:type="dxa"/>
+          </w:tcPr>
+          <w:p>
+            <w:pPr>
+              <w:spacing w:after="120"/>
+              <w:ind w:right="851"/>
+              <w:rPr>
+                <w:rFonts w:asciiTheme="minorHAnsi" w:hAnsiTheme="minorHAnsi" w:cstheme="minorHAnsi"/>
+                <w:iCs/>
+                <w:sz w:val="22"/>
+                <w:szCs w:val="22"/>
+              </w:rPr>
+            </w:pPr>
+          </w:p>
+        </w:tc>
+        <w:tc>
+          <w:tcPr>
+            <w:tcW w:w="5001" w:type="dxa"/>
+          </w:tcPr>
+          <w:p>
+            <w:pPr>
+              <w:ind w:right="-110"/>
+              <w:jc w:val="center"/>
+              <w:rPr>
+                <w:rFonts w:asciiTheme="minorHAnsi" w:hAnsiTheme="minorHAnsi" w:cstheme="minorHAnsi"/>
+                <w:sz w:val="21"/>
+                <w:szCs w:val="21"/>
+              </w:rPr>
+            </w:pPr>
+            <w:r>
+              <w:rPr>
+                <w:rFonts w:asciiTheme="minorHAnsi" w:hAnsiTheme="minorHAnsi" w:cstheme="minorHAnsi"/>
+                <w:sz w:val="21"/>
+                <w:szCs w:val="21"/>
+              </w:rPr>
+              <w:t>...........................................</w:t>
+            </w:r>
+          </w:p>
+          <w:p>
+            <w:pPr>
+              <w:spacing w:after="120"/>
+              <w:ind w:right="-110"/>
+              <w:jc w:val="center"/>
+              <w:rPr>
+                <w:rFonts w:asciiTheme="minorHAnsi" w:hAnsiTheme="minorHAnsi" w:cstheme="minorHAnsi"/>
+                <w:iCs/>
+                <w:sz w:val="22"/>
+                <w:szCs w:val="22"/>
+              </w:rPr>
+            </w:pPr>
+            <w:r>
+              <w:rPr>
+                <w:rFonts w:asciiTheme="minorHAnsi" w:hAnsiTheme="minorHAnsi" w:cstheme="minorHAnsi"/>
+                <w:iCs/>
+                <w:sz w:val="21"/>
+                <w:szCs w:val="21"/>
+              </w:rPr>
+            </w:r>
+          </w:p>
+        </w:tc>
+      </w:tr>
+    </w:tbl>
     <w:p>
       <w:pPr>
         <w:spacing w:after="120"/>
@@ -978,82 +786,6 @@
           <w:szCs w:val="22"/>
         </w:rPr>
       </w:pPr>
-    </w:p>
-    <w:p>
-      <w:pPr>
-        <w:spacing w:after="120"/>
-        <w:ind w:right="851"/>
-        <w:rPr>
-          <w:rFonts w:asciiTheme="minorHAnsi" w:hAnsiTheme="minorHAnsi" w:cstheme="minorHAnsi"/>
-          <w:iCs/>
-          <w:sz w:val="22"/>
-          <w:szCs w:val="22"/>
-        </w:rPr>
-      </w:pPr>
-    </w:p>
-    <w:p>
-      <w:pPr>
-        <w:spacing w:after="120"/>
-        <w:ind w:right="851"/>
-        <w:rPr>
-          <w:rFonts w:asciiTheme="minorHAnsi" w:hAnsiTheme="minorHAnsi" w:cstheme="minorHAnsi"/>
-          <w:iCs/>
-          <w:sz w:val="22"/>
-          <w:szCs w:val="22"/>
-        </w:rPr>
-      </w:pPr>
-    </w:p>
-    <w:p>
-      <w:pPr>
-        <w:widowControl w:val="0"/>
-        <w:tabs>
-          <w:tab w:val="left" w:pos="1730"/>
-          <w:tab w:val="left" w:pos="1731"/>
-        </w:tabs>
-        <w:autoSpaceDE w:val="0"/>
-        <w:autoSpaceDN w:val="0"/>
-        <w:spacing w:line="360" w:lineRule="auto"/>
-        <w:ind w:left="142" w:right="848"/>
-        <w:jc w:val="both"/>
-        <w:rPr>
-          <w:rFonts w:asciiTheme="minorHAnsi" w:hAnsiTheme="minorHAnsi" w:cstheme="minorHAnsi"/>
-          <w:sz w:val="22"/>
-          <w:szCs w:val="18"/>
-        </w:rPr>
-      </w:pPr>
-      <w:r>
-        <w:rPr>
-          <w:rFonts w:asciiTheme="minorHAnsi" w:hAnsiTheme="minorHAnsi" w:cstheme="minorHAnsi"/>
-          <w:sz w:val="22"/>
-          <w:szCs w:val="18"/>
-        </w:rPr>
-        <w:t xml:space="preserve">V Bratislave, dňa </w:t>
-      </w:r>
-      <w:r>
-        <w:rPr>
-          <w:rFonts w:asciiTheme="minorHAnsi" w:hAnsiTheme="minorHAnsi" w:cstheme="minorHAnsi"/>
-          <w:sz w:val="22"/>
-          <w:szCs w:val="18"/>
-        </w:rPr>
-        <w:t xml:space="preserve">  </w:t>
-      </w:r>
-      <w:r>
-        <w:rPr>
-          <w:rFonts w:asciiTheme="minorHAnsi" w:hAnsiTheme="minorHAnsi" w:cstheme="minorHAnsi"/>
-          <w:sz w:val="22"/>
-          <w:szCs w:val="18"/>
-          <w:highlight w:val="yellow"/>
-        </w:rPr>
-        <w:t>XX</w:t>
-      </w:r>
-      <w:r>
-        <w:rPr>
-          <w:rFonts w:asciiTheme="minorHAnsi" w:hAnsiTheme="minorHAnsi" w:cstheme="minorHAnsi"/>
-          <w:sz w:val="22"/>
-          <w:szCs w:val="18"/>
-        </w:rPr>
-        <w:t xml:space="preserve">                 </w:t>
-      </w:r>
     </w:p>
     <w:sectPr>
       <w:headerReference w:type="default" r:id="rId11"/>
@@ -7188,21 +6920,6 @@
 </file>
 
 <file path=customXml/item1.xml><?xml version="1.0" encoding="utf-8"?>
-<p:properties xmlns:p="http://schemas.microsoft.com/office/2006/metadata/properties" xmlns:xsi="http://www.w3.org/2001/XMLSchema-instance" xmlns:pc="http://schemas.microsoft.com/office/infopath/2007/PartnerControls">
-  <documentManagement>
-    <TaxCatchAll xmlns="2c608a3e-d165-46a6-a9e8-7587a575085f" xsi:nil="true"/>
-    <lcf76f155ced4ddcb4097134ff3c332f xmlns="c5c0e9e9-ea95-46d4-bbba-0bdce2882950">
-      <Terms xmlns="http://schemas.microsoft.com/office/infopath/2007/PartnerControls"/>
-    </lcf76f155ced4ddcb4097134ff3c332f>
-  </documentManagement>
-</p:properties>
-</file>
-
-<file path=customXml/item2.xml><?xml version="1.0" encoding="utf-8"?>
-<b:Sources xmlns:b="http://schemas.openxmlformats.org/officeDocument/2006/bibliography" xmlns="http://schemas.openxmlformats.org/officeDocument/2006/bibliography" SelectedStyle="\APA.XSL" StyleName="APA Fifth Edition"/>
-</file>
-
-<file path=customXml/item3.xml><?xml version="1.0" encoding="utf-8"?>
 <ct:contentTypeSchema xmlns:ct="http://schemas.microsoft.com/office/2006/metadata/contentType" xmlns:ma="http://schemas.microsoft.com/office/2006/metadata/properties/metaAttributes" ct:_="" ma:_="" ma:contentTypeName="Dokument" ma:contentTypeID="0x010100846434556425364392FE2F5420AAA35C" ma:contentTypeVersion="16" ma:contentTypeDescription="Umožňuje vytvoriť nový dokument." ma:contentTypeScope="" ma:versionID="4fd9b71612ea0abe74be4255b6bc5d36">
   <xsd:schema xmlns:xsd="http://www.w3.org/2001/XMLSchema" xmlns:xs="http://www.w3.org/2001/XMLSchema" xmlns:p="http://schemas.microsoft.com/office/2006/metadata/properties" xmlns:ns2="c5c0e9e9-ea95-46d4-bbba-0bdce2882950" xmlns:ns3="2c608a3e-d165-46a6-a9e8-7587a575085f" targetNamespace="http://schemas.microsoft.com/office/2006/metadata/properties" ma:root="true" ma:fieldsID="15468312ce1acbf7204f49f15107177d" ns2:_="" ns3:_="">
     <xsd:import namespace="c5c0e9e9-ea95-46d4-bbba-0bdce2882950"/>
@@ -7445,6 +7162,21 @@
 </ct:contentTypeSchema>
 </file>
 
+<file path=customXml/item2.xml><?xml version="1.0" encoding="utf-8"?>
+<b:Sources xmlns:b="http://schemas.openxmlformats.org/officeDocument/2006/bibliography" xmlns="http://schemas.openxmlformats.org/officeDocument/2006/bibliography" SelectedStyle="\APA.XSL" StyleName="APA Fifth Edition"/>
+</file>
+
+<file path=customXml/item3.xml><?xml version="1.0" encoding="utf-8"?>
+<p:properties xmlns:p="http://schemas.microsoft.com/office/2006/metadata/properties" xmlns:xsi="http://www.w3.org/2001/XMLSchema-instance" xmlns:pc="http://schemas.microsoft.com/office/infopath/2007/PartnerControls">
+  <documentManagement>
+    <TaxCatchAll xmlns="2c608a3e-d165-46a6-a9e8-7587a575085f" xsi:nil="true"/>
+    <lcf76f155ced4ddcb4097134ff3c332f xmlns="c5c0e9e9-ea95-46d4-bbba-0bdce2882950">
+      <Terms xmlns="http://schemas.microsoft.com/office/infopath/2007/PartnerControls"/>
+    </lcf76f155ced4ddcb4097134ff3c332f>
+  </documentManagement>
+</p:properties>
+</file>
+
 <file path=customXml/item4.xml><?xml version="1.0" encoding="utf-8"?>
 <?mso-contentType ?>
 <FormTemplates xmlns="http://schemas.microsoft.com/sharepoint/v3/contenttype/forms">
@@ -7455,25 +7187,6 @@
 </file>
 
 <file path=customXml/itemProps1.xml><?xml version="1.0" encoding="utf-8"?>
-<ds:datastoreItem xmlns:ds="http://schemas.openxmlformats.org/officeDocument/2006/customXml" ds:itemID="{37631987-07AA-41CE-8AD1-D263FCCF939F}">
-  <ds:schemaRefs>
-    <ds:schemaRef ds:uri="http://schemas.microsoft.com/office/2006/metadata/properties"/>
-    <ds:schemaRef ds:uri="http://schemas.microsoft.com/office/infopath/2007/PartnerControls"/>
-    <ds:schemaRef ds:uri="2c608a3e-d165-46a6-a9e8-7587a575085f"/>
-    <ds:schemaRef ds:uri="c5c0e9e9-ea95-46d4-bbba-0bdce2882950"/>
-  </ds:schemaRefs>
-</ds:datastoreItem>
-</file>
-
-<file path=customXml/itemProps2.xml><?xml version="1.0" encoding="utf-8"?>
-<ds:datastoreItem xmlns:ds="http://schemas.openxmlformats.org/officeDocument/2006/customXml" ds:itemID="{6EE47174-595A-4B98-A380-5C82E33CEE64}">
-  <ds:schemaRefs>
-    <ds:schemaRef ds:uri="http://schemas.openxmlformats.org/officeDocument/2006/bibliography"/>
-  </ds:schemaRefs>
-</ds:datastoreItem>
-</file>
-
-<file path=customXml/itemProps3.xml><?xml version="1.0" encoding="utf-8"?>
 <ds:datastoreItem xmlns:ds="http://schemas.openxmlformats.org/officeDocument/2006/customXml" ds:itemID="{3E0B78F2-058D-4D54-840F-F4019D8A94D6}">
   <ds:schemaRefs>
     <ds:schemaRef ds:uri="http://schemas.microsoft.com/office/2006/metadata/contentType"/>
@@ -7492,6 +7205,25 @@
 </ds:datastoreItem>
 </file>
 
+<file path=customXml/itemProps2.xml><?xml version="1.0" encoding="utf-8"?>
+<ds:datastoreItem xmlns:ds="http://schemas.openxmlformats.org/officeDocument/2006/customXml" ds:itemID="{6EE47174-595A-4B98-A380-5C82E33CEE64}">
+  <ds:schemaRefs>
+    <ds:schemaRef ds:uri="http://schemas.openxmlformats.org/officeDocument/2006/bibliography"/>
+  </ds:schemaRefs>
+</ds:datastoreItem>
+</file>
+
+<file path=customXml/itemProps3.xml><?xml version="1.0" encoding="utf-8"?>
+<ds:datastoreItem xmlns:ds="http://schemas.openxmlformats.org/officeDocument/2006/customXml" ds:itemID="{37631987-07AA-41CE-8AD1-D263FCCF939F}">
+  <ds:schemaRefs>
+    <ds:schemaRef ds:uri="http://schemas.microsoft.com/office/2006/metadata/properties"/>
+    <ds:schemaRef ds:uri="http://schemas.microsoft.com/office/infopath/2007/PartnerControls"/>
+    <ds:schemaRef ds:uri="2c608a3e-d165-46a6-a9e8-7587a575085f"/>
+    <ds:schemaRef ds:uri="c5c0e9e9-ea95-46d4-bbba-0bdce2882950"/>
+  </ds:schemaRefs>
+</ds:datastoreItem>
+</file>
+
 <file path=customXml/itemProps4.xml><?xml version="1.0" encoding="utf-8"?>
 <ds:datastoreItem xmlns:ds="http://schemas.openxmlformats.org/officeDocument/2006/customXml" ds:itemID="{EE328504-4D79-4080-90C9-6178A34A0493}">
   <ds:schemaRefs>
